--- a/preview/largedocxs/12-bold-impact.docx
+++ b/preview/largedocxs/12-bold-impact.docx
@@ -144,7 +144,7 @@
                 <w:sz w:val="22"/>
                 <w:szCs w:val="22"/>
               </w:rPr>
-              <w:t xml:space="preserve">Principal Software Engineer &amp; Technical Lead</w:t>
+              <w:t xml:space="preserve">Principal Software Engineer and Technical Lead</w:t>
             </w:r>
           </w:p>
         </w:tc>
@@ -1336,7 +1336,7 @@
         </w:rPr>
         <w:t xml:space="preserve">Demo: </w:t>
       </w:r>
-      <w:hyperlink w:history="1" r:id="rId87mf1b_pizacp04swjg7q">
+      <w:hyperlink w:history="1" r:id="rId32rcjoradndx4lp9e1uxq">
         <w:r>
           <w:rPr>
             <w:color w:val="111827"/>
@@ -1364,7 +1364,7 @@
         </w:rPr>
         <w:t xml:space="preserve">Code: </w:t>
       </w:r>
-      <w:hyperlink w:history="1" r:id="rIdnuhi5b7lqir99ugey-dbc">
+      <w:hyperlink w:history="1" r:id="rId6pzubzgrqe2-ddarqvvkv">
         <w:r>
           <w:rPr>
             <w:color w:val="111827"/>
@@ -1469,7 +1469,7 @@
         </w:rPr>
         <w:t xml:space="preserve">Demo: </w:t>
       </w:r>
-      <w:hyperlink w:history="1" r:id="rIdjnmd4nerz98c0r_vkuqop">
+      <w:hyperlink w:history="1" r:id="rIdcwyzuplixdq5dg1a2db3q">
         <w:r>
           <w:rPr>
             <w:color w:val="111827"/>
@@ -1559,7 +1559,7 @@
         </w:rPr>
         <w:t xml:space="preserve">Demo: </w:t>
       </w:r>
-      <w:hyperlink w:history="1" r:id="rId_mhbwphq4thjin1_frpfw">
+      <w:hyperlink w:history="1" r:id="rIdmvem0cnqr-ijiepwzcwxo">
         <w:r>
           <w:rPr>
             <w:color w:val="111827"/>
@@ -1604,7 +1604,7 @@
         </w:rPr>
         <w:t xml:space="preserve">Code: </w:t>
       </w:r>
-      <w:hyperlink w:history="1" r:id="rIdjjpuoa3goe21nmlko-v5e">
+      <w:hyperlink w:history="1" r:id="rIdacuaiepnmkpcwn1pxvwdm">
         <w:r>
           <w:rPr>
             <w:color w:val="111827"/>
@@ -2030,22 +2030,22 @@
           <w:sz w:val="22"/>
           <w:szCs w:val="22"/>
         </w:rPr>
-        <w:t xml:space="preserve">CERTIFICATIONS &amp; AWARDS</w:t>
-      </w:r>
-    </w:p>
-    <w:p>
-      <w:pPr>
-        <w:spacing w:after="50"/>
-        <w:ind w:left="240"/>
-      </w:pPr>
-      <w:r>
-        <w:rPr>
-          <w:rFonts w:ascii="Helvetica" w:cs="Helvetica" w:eastAsia="Helvetica" w:hAnsi="Helvetica"/>
-          <w:color w:val="374151"/>
-          <w:sz w:val="20"/>
-          <w:szCs w:val="20"/>
-        </w:rPr>
-        <w:t xml:space="preserve">• AWS Certified Solutions Architect – Professional</w:t>
+        <w:t xml:space="preserve">CERTIFICATIONS AND AWARDS</w:t>
+      </w:r>
+    </w:p>
+    <w:p>
+      <w:pPr>
+        <w:spacing w:after="50"/>
+        <w:ind w:left="240"/>
+      </w:pPr>
+      <w:r>
+        <w:rPr>
+          <w:rFonts w:ascii="Helvetica" w:cs="Helvetica" w:eastAsia="Helvetica" w:hAnsi="Helvetica"/>
+          <w:color w:val="374151"/>
+          <w:sz w:val="20"/>
+          <w:szCs w:val="20"/>
+        </w:rPr>
+        <w:t xml:space="preserve">• AWS Certified Solutions Architect - Professional</w:t>
       </w:r>
     </w:p>
     <w:p>
@@ -2135,7 +2135,7 @@
           <w:sz w:val="20"/>
           <w:szCs w:val="20"/>
         </w:rPr>
-        <w:t xml:space="preserve">• Distinguished Engineering Award, Hyperscale Cloud Infrastructure Corporation, 2023</w:t>
+        <w:t xml:space="preserve">• Distinguished Engineering Award, 2023</w:t>
       </w:r>
     </w:p>
     <w:p>
@@ -2169,37 +2169,37 @@
           <w:sz w:val="22"/>
           <w:szCs w:val="22"/>
         </w:rPr>
-        <w:t xml:space="preserve">SPEAKING &amp; PUBLICATIONS</w:t>
-      </w:r>
-    </w:p>
-    <w:p>
-      <w:pPr>
-        <w:spacing w:after="50"/>
-        <w:ind w:left="240"/>
-      </w:pPr>
-      <w:r>
-        <w:rPr>
-          <w:rFonts w:ascii="Helvetica" w:cs="Helvetica" w:eastAsia="Helvetica" w:hAnsi="Helvetica"/>
-          <w:color w:val="374151"/>
-          <w:sz w:val="20"/>
-          <w:szCs w:val="20"/>
-        </w:rPr>
-        <w:t xml:space="preserve">• Keynote: 'Designing Resilient Systems at Planet Scale' — Global Cloud Summit 2023.</w:t>
-      </w:r>
-    </w:p>
-    <w:p>
-      <w:pPr>
-        <w:spacing w:after="50"/>
-        <w:ind w:left="240"/>
-      </w:pPr>
-      <w:r>
-        <w:rPr>
-          <w:rFonts w:ascii="Helvetica" w:cs="Helvetica" w:eastAsia="Helvetica" w:hAnsi="Helvetica"/>
-          <w:color w:val="374151"/>
-          <w:sz w:val="20"/>
-          <w:szCs w:val="20"/>
-        </w:rPr>
-        <w:t xml:space="preserve">• Conference talk: 'The Pragmatic Path to Microservices' — QCon San Francisco 2022.</w:t>
+        <w:t xml:space="preserve">SPEAKING AND PUBLICATIONS</w:t>
+      </w:r>
+    </w:p>
+    <w:p>
+      <w:pPr>
+        <w:spacing w:after="50"/>
+        <w:ind w:left="240"/>
+      </w:pPr>
+      <w:r>
+        <w:rPr>
+          <w:rFonts w:ascii="Helvetica" w:cs="Helvetica" w:eastAsia="Helvetica" w:hAnsi="Helvetica"/>
+          <w:color w:val="374151"/>
+          <w:sz w:val="20"/>
+          <w:szCs w:val="20"/>
+        </w:rPr>
+        <w:t xml:space="preserve">• Keynote: Designing Resilient Systems at Planet Scale - Global Cloud Summit 2023.</w:t>
+      </w:r>
+    </w:p>
+    <w:p>
+      <w:pPr>
+        <w:spacing w:after="50"/>
+        <w:ind w:left="240"/>
+      </w:pPr>
+      <w:r>
+        <w:rPr>
+          <w:rFonts w:ascii="Helvetica" w:cs="Helvetica" w:eastAsia="Helvetica" w:hAnsi="Helvetica"/>
+          <w:color w:val="374151"/>
+          <w:sz w:val="20"/>
+          <w:szCs w:val="20"/>
+        </w:rPr>
+        <w:t xml:space="preserve">• Conference talk: The Pragmatic Path to Microservices - QCon San Francisco 2022.</w:t>
       </w:r>
     </w:p>
     <w:p>
@@ -2375,7 +2375,7 @@
         </w:rPr>
         <w:t xml:space="preserve">Portfolio: </w:t>
       </w:r>
-      <w:hyperlink w:history="1" r:id="rIdgulsta9fmbrpjr69ttcah">
+      <w:hyperlink w:history="1" r:id="rIdz9jctxvambyj5hqusodbf">
         <w:r>
           <w:rPr>
             <w:color w:val="111827"/>
@@ -2401,7 +2401,7 @@
         </w:rPr>
         <w:t xml:space="preserve">GitHub: </w:t>
       </w:r>
-      <w:hyperlink w:history="1" r:id="rIdyymbimpmuvpur9j6duadm">
+      <w:hyperlink w:history="1" r:id="rIdwtqrco6nhkaqfzkuw4o6s">
         <w:r>
           <w:rPr>
             <w:color w:val="111827"/>
@@ -2427,7 +2427,7 @@
         </w:rPr>
         <w:t xml:space="preserve">Case Studies: </w:t>
       </w:r>
-      <w:hyperlink w:history="1" r:id="rIdjjx2exzrxjuuxssle3kgk">
+      <w:hyperlink w:history="1" r:id="rIdkjhkx017eigv2r9ezx4rr">
         <w:r>
           <w:rPr>
             <w:color w:val="111827"/>
